--- a/plantillas_publicidad/certificado_panel_sencillo_luminoso.docx
+++ b/plantillas_publicidad/certificado_panel_sencillo_luminoso.docx
@@ -589,62 +589,6 @@
           <w:rFonts w:ascii="Arial Narrow" w:hAnsi="Arial Narrow"/>
           <w:b/>
           <w:bCs/>
-          <w:sz w:val="24"/>
-          <w:szCs w:val="24"/>
-        </w:rPr>
-      </w:pPr>
-      <w:r>
-        <w:rPr>
-          <w:rFonts w:ascii="Arial Narrow" w:hAnsi="Arial Narrow"/>
-          <w:b/>
-          <w:bCs/>
-        </w:rPr>
-        <w:t>LEYENDA</w:t>
-      </w:r>
-      <w:r>
-        <w:rPr>
-          <w:rFonts w:ascii="Arial Narrow" w:hAnsi="Arial Narrow"/>
-          <w:b/>
-          <w:bCs/>
-        </w:rPr>
-        <w:tab/>
-      </w:r>
-      <w:r>
-        <w:rPr>
-          <w:rFonts w:ascii="Arial Narrow" w:hAnsi="Arial Narrow"/>
-          <w:b/>
-          <w:bCs/>
-        </w:rPr>
-        <w:tab/>
-        <w:t>:</w:t>
-      </w:r>
-      <w:r>
-        <w:rPr>
-          <w:rFonts w:ascii="Arial Narrow" w:hAnsi="Arial Narrow"/>
-          <w:b/>
-          <w:bCs/>
-        </w:rPr>
-        <w:tab/>
-      </w:r>
-      <w:r>
-        <w:rPr>
-          <w:rFonts w:ascii="Arial Narrow" w:hAnsi="Arial Narrow" w:cstheme="minorHAnsi"/>
-          <w:b/>
-          <w:bCs/>
-          <w:noProof/>
-          <w:lang w:val="es-ES"/>
-        </w:rPr>
-        <w:t>{{leyenda}}</w:t>
-      </w:r>
-    </w:p>
-    <w:p>
-      <w:pPr>
-        <w:pStyle w:val="Sinespaciado"/>
-        <w:jc w:val="both"/>
-        <w:rPr>
-          <w:rFonts w:ascii="Arial Narrow" w:hAnsi="Arial Narrow"/>
-          <w:b/>
-          <w:bCs/>
           <w:noProof/>
         </w:rPr>
       </w:pPr>
@@ -956,68 +900,6 @@
           <w:rFonts w:ascii="Arial Narrow" w:hAnsi="Arial Narrow"/>
           <w:b/>
           <w:bCs/>
-        </w:rPr>
-      </w:pPr>
-      <w:r>
-        <w:rPr>
-          <w:rFonts w:ascii="Arial Narrow" w:hAnsi="Arial Narrow"/>
-          <w:b/>
-          <w:bCs/>
-        </w:rPr>
-        <w:t>COLOR</w:t>
-      </w:r>
-      <w:r>
-        <w:rPr>
-          <w:rFonts w:ascii="Arial Narrow" w:hAnsi="Arial Narrow"/>
-          <w:b/>
-          <w:bCs/>
-        </w:rPr>
-        <w:tab/>
-      </w:r>
-      <w:r>
-        <w:rPr>
-          <w:rFonts w:ascii="Arial Narrow" w:hAnsi="Arial Narrow"/>
-          <w:b/>
-          <w:bCs/>
-        </w:rPr>
-        <w:tab/>
-      </w:r>
-      <w:r>
-        <w:rPr>
-          <w:rFonts w:ascii="Arial Narrow" w:hAnsi="Arial Narrow"/>
-          <w:b/>
-          <w:bCs/>
-        </w:rPr>
-        <w:tab/>
-        <w:t>:</w:t>
-      </w:r>
-      <w:r>
-        <w:rPr>
-          <w:rFonts w:ascii="Arial Narrow" w:hAnsi="Arial Narrow"/>
-          <w:b/>
-          <w:bCs/>
-        </w:rPr>
-        <w:tab/>
-      </w:r>
-      <w:r>
-        <w:rPr>
-          <w:rFonts w:ascii="Arial Narrow" w:hAnsi="Arial Narrow" w:cstheme="minorHAnsi"/>
-          <w:b/>
-          <w:bCs/>
-          <w:noProof/>
-          <w:lang w:val="es-ES"/>
-        </w:rPr>
-        <w:t>{{color}}</w:t>
-      </w:r>
-    </w:p>
-    <w:p>
-      <w:pPr>
-        <w:pStyle w:val="Sinespaciado"/>
-        <w:jc w:val="both"/>
-        <w:rPr>
-          <w:rFonts w:ascii="Arial Narrow" w:hAnsi="Arial Narrow"/>
-          <w:b/>
-          <w:bCs/>
           <w:noProof/>
         </w:rPr>
       </w:pPr>
@@ -1067,112 +949,6 @@
     <w:p>
       <w:pPr>
         <w:pStyle w:val="Sinespaciado"/>
-        <w:jc w:val="both"/>
-        <w:rPr>
-          <w:rFonts w:ascii="Arial Narrow" w:hAnsi="Arial Narrow"/>
-          <w:b/>
-          <w:bCs/>
-        </w:rPr>
-      </w:pPr>
-      <w:r>
-        <w:rPr>
-          <w:rFonts w:ascii="Arial Narrow" w:hAnsi="Arial Narrow"/>
-          <w:b/>
-          <w:bCs/>
-        </w:rPr>
-        <w:t xml:space="preserve">CARAS </w:t>
-      </w:r>
-      <w:r>
-        <w:rPr>
-          <w:rFonts w:ascii="Arial Narrow" w:hAnsi="Arial Narrow"/>
-          <w:b/>
-          <w:bCs/>
-        </w:rPr>
-        <w:tab/>
-      </w:r>
-      <w:r>
-        <w:rPr>
-          <w:rFonts w:ascii="Arial Narrow" w:hAnsi="Arial Narrow"/>
-          <w:b/>
-          <w:bCs/>
-        </w:rPr>
-        <w:tab/>
-      </w:r>
-      <w:r>
-        <w:rPr>
-          <w:rFonts w:ascii="Arial Narrow" w:hAnsi="Arial Narrow"/>
-          <w:b/>
-          <w:bCs/>
-        </w:rPr>
-        <w:tab/>
-        <w:t>:</w:t>
-      </w:r>
-      <w:r>
-        <w:rPr>
-          <w:rFonts w:ascii="Arial Narrow" w:hAnsi="Arial Narrow"/>
-          <w:b/>
-          <w:bCs/>
-        </w:rPr>
-        <w:tab/>
-      </w:r>
-      <w:r>
-        <w:rPr>
-          <w:rFonts w:ascii="Arial Narrow" w:hAnsi="Arial Narrow"/>
-          <w:b/>
-          <w:bCs/>
-          <w:color w:val="FF0000"/>
-        </w:rPr>
-        <w:t>UNA</w:t>
-      </w:r>
-      <w:r>
-        <w:rPr>
-          <w:rFonts w:ascii="Arial Narrow" w:hAnsi="Arial Narrow"/>
-          <w:b/>
-          <w:bCs/>
-          <w:color w:val="FF0000"/>
-        </w:rPr>
-        <w:t xml:space="preserve"> </w:t>
-      </w:r>
-      <w:r>
-        <w:rPr>
-          <w:rFonts w:ascii="Arial Narrow" w:hAnsi="Arial Narrow"/>
-          <w:b/>
-          <w:bCs/>
-          <w:color w:val="FF0000"/>
-        </w:rPr>
-        <w:t>(</w:t>
-      </w:r>
-      <w:r>
-        <w:rPr>
-          <w:rFonts w:ascii="Arial Narrow" w:hAnsi="Arial Narrow"/>
-          <w:b/>
-          <w:bCs/>
-          <w:color w:val="FF0000"/>
-        </w:rPr>
-        <w:t>{{num_cara}}</w:t>
-      </w:r>
-      <w:r>
-        <w:rPr>
-          <w:rFonts w:ascii="Arial Narrow" w:hAnsi="Arial Narrow"/>
-          <w:b/>
-          <w:bCs/>
-          <w:color w:val="FF0000"/>
-        </w:rPr>
-        <w:t>)</w:t>
-      </w:r>
-      <w:r>
-        <w:rPr>
-          <w:rFonts w:ascii="Arial Narrow" w:hAnsi="Arial Narrow"/>
-          <w:b/>
-          <w:bCs/>
-          <w:color w:val="FF0000"/>
-        </w:rPr>
-        <w:t xml:space="preserve"> CARA</w:t>
-      </w:r>
-    </w:p>
-    <w:p>
-      <w:pPr>
-        <w:pStyle w:val="Sinespaciado"/>
         <w:rPr>
           <w:rFonts w:ascii="Arial Narrow" w:hAnsi="Arial Narrow"/>
           <w:b/>
@@ -1301,6 +1077,46 @@
     <w:p>
       <w:pPr>
         <w:pStyle w:val="Sinespaciado"/>
+        <w:rPr>
+          <w:rFonts w:ascii="Arial Narrow" w:hAnsi="Arial Narrow"/>
+          <w:b/>
+        </w:rPr>
+      </w:pPr>
+    </w:p>
+    <w:p>
+      <w:pPr>
+        <w:pStyle w:val="Sinespaciado"/>
+        <w:jc w:val="right"/>
+        <w:rPr>
+          <w:rFonts w:ascii="Arial Narrow" w:hAnsi="Arial Narrow"/>
+          <w:b/>
+        </w:rPr>
+      </w:pPr>
+    </w:p>
+    <w:p>
+      <w:pPr>
+        <w:pStyle w:val="Sinespaciado"/>
+        <w:jc w:val="right"/>
+        <w:rPr>
+          <w:rFonts w:ascii="Arial Narrow" w:hAnsi="Arial Narrow"/>
+          <w:b/>
+        </w:rPr>
+      </w:pPr>
+    </w:p>
+    <w:p>
+      <w:pPr>
+        <w:pStyle w:val="Sinespaciado"/>
+        <w:jc w:val="right"/>
+        <w:rPr>
+          <w:rFonts w:ascii="Arial Narrow" w:hAnsi="Arial Narrow"/>
+          <w:b/>
+        </w:rPr>
+      </w:pPr>
+    </w:p>
+    <w:p>
+      <w:pPr>
+        <w:pStyle w:val="Sinespaciado"/>
+        <w:jc w:val="right"/>
         <w:rPr>
           <w:rFonts w:ascii="Arial Narrow" w:hAnsi="Arial Narrow"/>
           <w:b/>
@@ -1373,7 +1189,7 @@
           </w:rPr>
           <w:id w:val="911356680"/>
           <w:placeholder>
-            <w:docPart w:val="E5025776E5BA4289ADF3E4616039062C"/>
+            <w:docPart w:val="52F45ECD7F75491FBD09C801D4BC2DAD"/>
           </w:placeholder>
           <w:date>
             <w:dateFormat w:val="d 'de' MMMM 'de' yyyy"/>
@@ -1382,7 +1198,6 @@
             <w:calendar w:val="gregorian"/>
           </w:date>
         </w:sdtPr>
-        <w:sdtEndPr/>
         <w:sdtContent>
           <w:r>
             <w:rPr>
@@ -2813,7 +2628,7 @@
   <w:docParts>
     <w:docPart>
       <w:docPartPr>
-        <w:name w:val="E5025776E5BA4289ADF3E4616039062C"/>
+        <w:name w:val="52F45ECD7F75491FBD09C801D4BC2DAD"/>
         <w:category>
           <w:name w:val="General"/>
           <w:gallery w:val="placeholder"/>
@@ -2824,12 +2639,12 @@
         <w:behaviors>
           <w:behavior w:val="content"/>
         </w:behaviors>
-        <w:guid w:val="{D9D31A1D-0CF2-4D57-8B1C-AD47053BE956}"/>
+        <w:guid w:val="{066FFE63-6BEE-401E-9DE1-521424CDE9AA}"/>
       </w:docPartPr>
       <w:docPartBody>
         <w:p>
           <w:pPr>
-            <w:pStyle w:val="E5025776E5BA4289ADF3E4616039062C"/>
+            <w:pStyle w:val="52F45ECD7F75491FBD09C801D4BC2DAD"/>
           </w:pPr>
           <w:r>
             <w:rPr>
@@ -2931,6 +2746,7 @@
     <w:rsid w:val="00281BF7"/>
     <w:rsid w:val="002A659C"/>
     <w:rsid w:val="00434534"/>
+    <w:rsid w:val="006D293A"/>
     <w:rsid w:val="0090163D"/>
     <w:rsid w:val="00981D44"/>
     <w:rsid w:val="009C2293"/>
@@ -2941,6 +2757,7 @@
     <w:rsid w:val="00DC6AAD"/>
     <w:rsid w:val="00E70446"/>
     <w:rsid w:val="00F47649"/>
+    <w:rsid w:val="00FB1AB9"/>
     <w:rsid w:val="00FC0BA8"/>
     <w:rsid w:val="00FE0CAD"/>
   </w:rsids>
@@ -3398,7 +3215,7 @@
     <w:basedOn w:val="Fuentedeprrafopredeter"/>
     <w:uiPriority w:val="99"/>
     <w:semiHidden/>
-    <w:rsid w:val="00981D44"/>
+    <w:rsid w:val="00FB1AB9"/>
     <w:rPr>
       <w:color w:val="808080"/>
     </w:rPr>
@@ -3406,6 +3223,14 @@
   <w:style w:type="paragraph" w:customStyle="1" w:styleId="E5025776E5BA4289ADF3E4616039062C">
     <w:name w:val="E5025776E5BA4289ADF3E4616039062C"/>
     <w:rsid w:val="00D40337"/>
+  </w:style>
+  <w:style w:type="paragraph" w:customStyle="1" w:styleId="52F45ECD7F75491FBD09C801D4BC2DAD">
+    <w:name w:val="52F45ECD7F75491FBD09C801D4BC2DAD"/>
+    <w:rsid w:val="00FB1AB9"/>
+    <w:rPr>
+      <w:kern w:val="0"/>
+      <w14:ligatures w14:val="none"/>
+    </w:rPr>
   </w:style>
 </w:styles>
 </file>
